--- a/issues/khliborob_19270316_no11/Khliborob_1927-03-16_no11_DE.docx
+++ b/issues/khliborob_19270316_no11/Khliborob_1927-03-16_no11_DE.docx
@@ -103,36 +103,31 @@
       </w:r>
     </w:p>
     <w:p>
-      <w:r>
-        <w:t>DER UKRAINISCHE ACKERBAUER</w:t>
-      </w:r>
-    </w:p>
-    <w:p>
-      <w:r>
-        <w:t>Erringe deinen Platz, oder habe keine Heimat</w:t>
-      </w:r>
-    </w:p>
-    <w:p>
-      <w:r>
-        <w:t>O Lavrador Ukraino Wochenzeitung, Organ der »União Ukraina no Brasil«. Direktor: Basilio Kuchar. Geschäftsführer: Pedro Mazurechen. Typographia da União Ukraina no Brasil »Lydia«, mit Sitz in Porto, União</w:t>
-      </w:r>
-    </w:p>
-    <w:p>
-      <w:r>
-        <w:t>REDAKTIONSADRESSE: União da Victoria - Caixa postal №3 - Paraná</w:t>
-      </w:r>
-    </w:p>
-    <w:p>
-      <w:r>
-        <w:t>UNABHÄNGIGES WOCHENORGAN DES „UKRAINISCHEN BUNDES IN BRASILIEN“. ERSCHEINT JEDEN MITTWOCH UND KOSTET JÄHRLICH 12$000, IN ARGENTINIEN 5 PESOS, IN ANDEREN LÄNDERN 2 DOLLAR. HALBJAHRESABONNEMENT 7$000</w:t>
-      </w:r>
-    </w:p>
-    <w:p>
       <w:pPr>
         <w:pStyle w:val="Heading2"/>
       </w:pPr>
       <w:r>
-        <w:t>Preis einer Einzelausgabe 400 Rs.</w:t>
+        <w:t>DER UKRAINISCHE ACKERBAUER</w:t>
+      </w:r>
+    </w:p>
+    <w:p>
+      <w:r>
+        <w:t>Erringe deinen Platz, oder habe keine Heimat</w:t>
+      </w:r>
+    </w:p>
+    <w:p>
+      <w:r>
+        <w:t>O Lavrador Ukraino Wochenzeitung, Organ der »União Ukraina no Brasil«. Direktor: Basilio Kuchar. Geschäftsführer: Pedro Mazurechen. Typographia da União Ukraina no Brasil »Lydia«, mit Sitz in Porto, União</w:t>
+      </w:r>
+    </w:p>
+    <w:p>
+      <w:r>
+        <w:t>REDAKTIONSADRESSE: União da Victoria - Caixa postal №3 - Paraná</w:t>
+      </w:r>
+    </w:p>
+    <w:p>
+      <w:r>
+        <w:t>UNABHÄNGIGES WOCHENORGAN DES „UKRAINISCHEN BUNDES IN BRASILIEN“. ERSCHEINT JEDEN MITTWOCH UND KOSTET JÄHRLICH 12$000, IN ARGENTINIEN 5 PESOS, IN ANDEREN LÄNDERN 2 DOLLAR. HALBJAHRESABONNEMENT 7$000</w:t>
       </w:r>
     </w:p>
     <w:p>
@@ -140,7 +135,7 @@
         <w:pStyle w:val="Heading2"/>
       </w:pPr>
       <w:r>
-        <w:t>ANZEIGENPREISE: 200 Rs. PRO ZEILE FÜR EINE HALBE ZENTIMETER BREITE ENTLANG EINER SPALTE, FÜR EINE ANZEIGE.</w:t>
+        <w:t>Preis einer Einzelausgabe 400 Rs.</w:t>
       </w:r>
     </w:p>
     <w:p>
@@ -148,107 +143,7 @@
         <w:pStyle w:val="Heading2"/>
       </w:pPr>
       <w:r>
-        <w:t>Aus Brasilien.</w:t>
-      </w:r>
-    </w:p>
-    <w:p>
-      <w:r>
-        <w:t>Auswanderer auf Kaffeeplantagen in S. Paulo. Ständig kommen Auswanderer nach S. Paulo. Am 11. dieses Monats trafen 698 spanische Auswanderer ein, die auf Kaffee-Fazendas geschickt werden, um dort nicht nur Kaffee zu trinken, sondern, was am wichtigsten ist, unter der Aufsicht des „encarregado“ oder „feitor“ der Fazenda daran zu arbeiten.</w:t>
-      </w:r>
-    </w:p>
-    <w:p>
-      <w:r>
-        <w:t>Bald sollen, wie die Zeitungen von S. Paulo berichten, die ersten Auswanderer aus Polen eintreffen.</w:t>
-      </w:r>
-    </w:p>
-    <w:p>
-      <w:r>
-        <w:t>Wir bitten unsere ukrainischen Bewohner in São Paulo, die Zeitungen zu verfolgen, um diese Auswanderer zu besuchen und die Redaktion von „Ukr. Khl.“ über die Ergebnisse der Besuche zu informieren.</w:t>
-      </w:r>
-    </w:p>
-    <w:p>
-      <w:r>
-        <w:t>In S. PAULO, am 11., ereignete sich im amerikanischen Konsulat eine blutige Szene, bei der der amerikanische Konsul Sterdo Goforth zum Opfer fiel, der 4 schwere Wunden von einem anderen amerikanischen Bürger, David Ward, erhielt.</w:t>
-      </w:r>
-    </w:p>
-    <w:p>
-      <w:r>
-        <w:t>Der Grund für diese Szene waren die Formalitäten, die der Konsul bei der Ausstellung des Reisepasses verlangte.</w:t>
-      </w:r>
-    </w:p>
-    <w:p>
-      <w:r>
-        <w:t>Mysterium. Die Kuritibische Filiale der „Banco do Brasil“ schickte kürzlich ein Paket mit 600 Contos nach Rio.</w:t>
-      </w:r>
-    </w:p>
-    <w:p>
-      <w:r>
-        <w:t>In Rio wurde das Paket geöffnet und, oh Wunder... es war kein Geld im Paket.</w:t>
-      </w:r>
-    </w:p>
-    <w:p>
-      <w:r>
-        <w:t>Das Paket wurde nach Kuritiba zurückgeschickt, und nun wird nach dem Geld gesucht.</w:t>
-      </w:r>
-    </w:p>
-    <w:p>
-      <w:r>
-        <w:t>Die Polizei hat bereits viele Personen befragt, sucht, denkt, rätselt, aber jede Spur des Geldes ist verschwunden.</w:t>
-      </w:r>
-    </w:p>
-    <w:p>
-      <w:r>
-        <w:t>Such jetzt den Wind im Feld!</w:t>
-      </w:r>
-    </w:p>
-    <w:p>
-      <w:r>
-        <w:t>Qualifikation der „Eleitores“. Nach den Wahlen vom 24. letzten Monats, bei denen die Demokratische Partei von Paraná selbst für sich unerwartet beträchtliche Stärke zeigte, begannen beide Parteien Paranás: die Republikanische (Regierungspartei) und die Demokratische (Oppositionspartei), fieberhaft, sich auf die nächsten Wahlen vorzubereiten, wobei sie versuchten, so viele „Eleitores“ wie möglich für sich zu gewinnen.</w:t>
-      </w:r>
-    </w:p>
-    <w:p>
-      <w:r>
-        <w:t>Die bevorstehenden Gemeinde- und Landeswahlen dürften noch interessanter werden als die Bundeswahlen, da die Opposition eine breite Agitation entfaltet hat und, indem sie in ihrer Propaganda einige Unregelmäßigkeiten und die Nachlässigkeit der Regierung ausnutzt, ständig an Stärke gewinnt.</w:t>
-      </w:r>
-    </w:p>
-    <w:p>
-      <w:r>
-        <w:t>Die Republikanische Partei eröffnete in Curitiba mehrere Qualifikationsbüros.</w:t>
-      </w:r>
-    </w:p>
-    <w:p>
-      <w:r>
-        <w:t>Ukrainer, habt ihr euch schon qualifiziert? Nur als „Eleitores“ können wir unseren Willen manifestieren!</w:t>
-      </w:r>
-    </w:p>
-    <w:p>
-      <w:r>
-        <w:t>Lasst uns qualifizieren! Verschwenden wir keine Zeit, denn wie wir uns betten, so werden wir schlafen!</w:t>
-      </w:r>
-    </w:p>
-    <w:p>
-      <w:r>
-        <w:t>Der Karneval in Rio kostete nach Berechnungen 40 Tausend Contos (40 Millionen).</w:t>
-      </w:r>
-    </w:p>
-    <w:p>
-      <w:r>
-        <w:t>Wie viel Gutes hätte man mit diesem Geld tun können!</w:t>
-      </w:r>
-    </w:p>
-    <w:p>
-      <w:r>
-        <w:t>Tausende Arme sterben vor Hunger und niemand kann ihnen helfen, während Millionen für solche Nichtigkeiten gefunden werden.</w:t>
-      </w:r>
-    </w:p>
-    <w:p>
-      <w:r>
-        <w:t>Die brasilianischen Exporte des letzten Jahres haben im Vergleich zu den Vorjahren erheblich abgenommen.</w:t>
-      </w:r>
-    </w:p>
-    <w:p>
-      <w:r>
-        <w:t>Bei der Betrachtung der Gründe stellen die Zeitungen fest, dass der Mangel an kaufmännischem Geschick der Brasilianer schuld ist und dass im Ausland wenig Werbung für brasilianische Produkte wie Holz, Mate, Kaffee, Baumwolle usw. gemacht wird.</w:t>
+        <w:t>ANZEIGENPREISE: 200 Rs. PRO ZEILE FÜR EINE HALBE ZENTIMETER BREITE ENTLANG EINER SPALTE, FÜR EINE ANZEIGE.</w:t>
       </w:r>
     </w:p>
     <w:p>
@@ -256,82 +151,107 @@
         <w:pStyle w:val="Heading2"/>
       </w:pPr>
       <w:r>
-        <w:t>WECHSELKURSE.</w:t>
-      </w:r>
-    </w:p>
-    <w:p>
-      <w:r>
-        <w:t>England . . . . . . . . . . . . . . . . 41$560 Italien . . . . . . . . . . . . . . . . . $387 Frankreich . . . . . . . . . . . . . . . $339 P. Amerika . . . . . . . . . . . . 8$540 Spanien . . . . . . . . . . . . . . . . 1$486 Deutschland . . . . . . . . . . . . . 2$030 Polen. . . . . . . . . . . . . . . . $780</w:t>
-      </w:r>
-    </w:p>
-    <w:p>
-      <w:r>
-        <w:t>AUS DER GANZEN WELT.</w:t>
-      </w:r>
-    </w:p>
-    <w:p>
-      <w:r>
-        <w:t>Politische Isolation Jugoslawiens. Wien. — Die Enthüllungen der „Matin“ über die Rolle Englands bei der Zustandekommen des italienisch-albanischen Abkommens riefen in Belgrader politischen Kreisen große Unzufriedenheit mit England hervor. Einige Zeitungen stellen fest, dass England nach Chamberlains Treffen mit Mussolini in Livorno Italien freie Hand auf dem Balkan gab und es offensichtlich mit der Aufgabe betraute, den Einfluss der UdSSR auf dem Balkan zu paralysieren. Daher führt die oppositionelle Presse Jugoslawiens weiterhin eine Kampagne für die Wiederaufnahme der Beziehungen zur UdSSR, wobei sie die vollständige Isolation Jugoslawiens betont.</w:t>
-      </w:r>
-    </w:p>
-    <w:p>
-      <w:r>
-        <w:t>Rom 10-3. Papst Pius XI. verlieh dem ehemaligen polnischen Präsidenten Wojciechowski den Orden des Goldenen Sporns und den ehemaligen Ministern Grabski, Rataj und „Graf“ Skrzynski die Großkreuzorden.</w:t>
-      </w:r>
-    </w:p>
-    <w:p>
-      <w:r>
-        <w:t>(Nun, wie könnten sich ukrainische Katholiken nicht über diese Nachricht freuen? Der Papst selbst belohnte Grabski dafür, dass er in Galizien über 2000 ukrainische Schulen geschlossen hat — Anm. d. Red.).</w:t>
-      </w:r>
-    </w:p>
-    <w:p>
-      <w:r>
-        <w:t>Völkerbund. Die ordentliche Sitzung des Völkerbundes begann am 7. dieses Monats. Deutschland nimmt als gleichberechtigtes Mitglied an der Arbeit teil und hat bereits die Frage Oberschlesiens als einen der Hauptpunkte zur Lösung gestellt, wo bei den jüngsten Wahlen zum lokalen Sejm die Deutschen einen entscheidenden Sieg über die Polen errangen und ihren Wunsch bekundeten, sich Deutschland anzuschließen. Polen wiederum erklärt, dass es unter keinen Umständen der Abtretung Oberschlesiens an Deutschland zustimmen wird, dass es seine Rechte darauf mit Waffen verteidigen wird und dass es nur vor Gewalt zurückweichen kann. Nun, nun! Vor Gewalt wird es tatsächlich zurückweichen! Hungerstreik der weißrussischen Abgeordneten. Warschau. — Fünf weißrussische Abgeordnete, die im Lukishki-Gefängnis (Vilno) inhaftiert sind, haben einen Hungerstreik angekündigt. Warschau. — Politische Gefangene im Vilnoer Lukishki-Gefängnis, die erst kürzlich einen langen, schweren Hungerstreik beendet hatten, haben erneut einen Hungerstreik aus Solidarität mit den verhafteten weißrussischen Abgeordneten erklärt. Deutsche über Ukrainer. In der deutschen Zeitung „Sozial-Demokrat“ wurde in Ausgabe 88 ein größerer Artikel veröffentlicht, der sich an Ukrainer richtete, die sowohl unter polnischer Herrschaft als auch in den zentralen Gebieten der Ukraine leben. Nach Ansicht der Zeitung kann Gleichgewicht und Frieden in Osteuropa nur dann herrschen, wenn die ukrainische Frage positiv gelöst wird. „Die Ukrainer sind die Nation, die eine enorme Rolle im Leben Polens spielt, nicht nur jetzt, sondern auch zur Zeit des früheren unabhängigen Polens. Das vor dem Krieg bestehende Russland strebte danach, die Ukrainer zu russifizieren, und stachelte sie deshalb gegen die polnischen „Herren“ auf. Ebenso taten die polnischen Gutsbesitzer in Wolhynien alles, um die ukrainische Bevölkerung der polnischen Staatsidee feindlich gegenüberzustellen.</w:t>
-      </w:r>
-    </w:p>
-    <w:p>
-      <w:r>
-        <w:t>„Daher ist die derzeitige Anbiederung einiger ukrainischer Politiker an den Bolschewismus verständlich. Die Verbesserung der Beziehungen zu den Ukrainern in Polen wird derzeit durch die Massenemigration ukrainischer Politiker ins Ausland erschwert. Aber die polnische Gesellschaft muss einen Gedanken im Auge behalten: dass früher oder später die Gründung eines unabhängigen ukrainischen Staates erfolgen wird.</w:t>
-      </w:r>
-    </w:p>
-    <w:p>
-      <w:r>
-        <w:t>„Es wird keinen Frieden in Osteuropa geben, solange die vierzig Millionen zählende ukrainische Nation sich nicht in einem unabhängigen Staat vereint und ihre alten staatlichen Traditionen nicht wiederhergestellt sind.“</w:t>
-      </w:r>
-    </w:p>
-    <w:p>
-      <w:r>
-        <w:t>ÜBER UKRAINISCHE ANGELEGENHEITEN.</w:t>
-      </w:r>
-    </w:p>
-    <w:p>
-      <w:r>
-        <w:t>Materialien zur Geschichte des Hetmanats. Ilko Borschak, wissenschaftlicher Mitarbeiter der Ukrainischen Akademie der Wissenschaften in Paris, der auch den „Ukrainsky Vistnyk“ in Paris herausgibt, teilte der Akademie mit, dass er im Pariser Nationalmuseum ein bisher unbekanntes Dokument des General-Schreibers des Hetmans Mazepa, Orlyk, und dessen Neffen Wojnarowski gefunden hat. Das Dokument bezieht sich auf die Zeit von Mazepas Übergang auf die Seite des schwedischen Königs Karl, als Verhandlungen mit Frankreich und Schweden über den Übergang der Ukraine zu Schweden sowie über ihre Unabhängigkeit und Trennung von Russland geführt wurden. Historische Kreise der Akademie zeigen sich an diesem Dokument interessiert.</w:t>
-      </w:r>
-    </w:p>
-    <w:p>
-      <w:r>
-        <w:t>Bei der Sichtung des Archivs des Rzhyshchev-Klosters wurden wertvolle Materialien zur Geschichte des Kosakentums und des Hetmanats in der Ukraine gefunden.</w:t>
-      </w:r>
-    </w:p>
-    <w:p>
-      <w:r>
-        <w:t>Blutiges Massaker. In der Stadt Kosiv, in Polesien, veranstalteten weißrussische Bauern am 3. Februar dieses Jahres während eines Jahrmarktes eine Demonstration, um die Freilassung der verhafteten weißrussischen Abgeordneten zu fordern. Als sich die Demonstranten auf Aufforderung der Polizei nicht zerstreuten, gab eine Polizeieinheit zwei Salven in die Menge ab. Drei Personen fielen sofort tot um, zwei starben an den erlittenen Wunden, sechs Personen wurden schwer verletzt und eine beträchtliche Anzahl leichter verletzt. Nach diesem Massaker verhaftete die Polizei eine Reihe von Personen.</w:t>
-      </w:r>
-    </w:p>
-    <w:p>
-      <w:r>
-        <w:t>Ukrainische Wissenschaftler protestieren gegen die Unterdrückung von Weißrussen und Ukrainern in Polen. Der 2. Allukrainische Kongress wissenschaftlicher Mitarbeiter beschloss im Namen von 4 Tausend Professoren, Dozenten und Mitarbeitern wissenschaftlicher Forschungseinrichtungen der Ukraine, vor den wissenschaftlichen Mitarbeitern der ganzen Welt seine Empörung und seinen Protest über die Warschauer Unterdrückung der polnischen Regierung Piłsudskis gegen das weißrussische Volk zu erheben, das gegen eine unerhörte soziale und nationale Unterdrückung im heutigen Polen kämpft.</w:t>
-      </w:r>
-    </w:p>
-    <w:p>
-      <w:r>
-        <w:t>Diese Unterdrückungen sollten umso mehr Empörung hervorrufen, als nur die siegreiche Revolution, die das Gefängnis der Völker des zaristischen Russlands zerschlug, Polens eigene Unabhängigkeit sicherte. Indessen hat die Regierung Piłsudskis in ihrer gegenwärtigen Verfolgung von Ukrainern, Weißrussen und anderen nationalen Minderheiten die Methoden desselben Murawjow-dem-Henker und anderer zaristischer Henker wiederbelebt, durch deren Hände der Zarismus seinerzeit versuchte, das polnische Volk zu ersticken.</w:t>
-      </w:r>
-    </w:p>
-    <w:p>
-      <w:r>
-        <w:t>Liquidation von Baczynskys „Bandelwesen“. Kürzlich unternahm Dr. Baczynski seine letzte Pilgerreise nach Warschau, doch dort hörte er aus dem Mund des Vize-Premiers Bartl, dass weitere Verhandlungen mit ihm nutzlos seien, da er allein dastünde und niemanden repräsentiere. Baczynski beabsichtigt jedoch nicht, den weiteren Kampf gegen die UNDO einzustellen und bereitet eine Broschüre mit kompromittierenden Materialien gegen deren Führer vor.</w:t>
+        <w:t>Aus Brasilien.</w:t>
+      </w:r>
+    </w:p>
+    <w:p>
+      <w:r>
+        <w:t>Auswanderer auf Kaffeeplantagen in S. Paulo. Ständig kommen Auswanderer nach S. Paulo. Am 11. dieses Monats trafen 698 spanische Auswanderer ein, die auf Kaffee-Fazendas geschickt werden, um dort nicht nur Kaffee zu trinken, sondern, was am wichtigsten ist, unter der Aufsicht des „encarregado“ oder „feitor“ der Fazenda daran zu arbeiten.</w:t>
+      </w:r>
+    </w:p>
+    <w:p>
+      <w:r>
+        <w:t>Bald sollen, wie die Zeitungen von S. Paulo berichten, die ersten Auswanderer aus Polen eintreffen.</w:t>
+      </w:r>
+    </w:p>
+    <w:p>
+      <w:r>
+        <w:t>Wir bitten unsere ukrainischen Bewohner in São Paulo, die Zeitungen zu verfolgen, um diese Auswanderer zu besuchen und die Redaktion von „Ukr. Khl.“ über die Ergebnisse der Besuche zu informieren.</w:t>
+      </w:r>
+    </w:p>
+    <w:p>
+      <w:r>
+        <w:t>In S. PAULO, am 11., ereignete sich im amerikanischen Konsulat eine blutige Szene, bei der der amerikanische Konsul Sterdo Goforth zum Opfer fiel, der 4 schwere Wunden von einem anderen amerikanischen Bürger, David Ward, erhielt.</w:t>
+      </w:r>
+    </w:p>
+    <w:p>
+      <w:r>
+        <w:t>Der Grund für diese Szene waren die Formalitäten, die der Konsul bei der Ausstellung des Reisepasses verlangte.</w:t>
+      </w:r>
+    </w:p>
+    <w:p>
+      <w:r>
+        <w:t>Mysterium. Die Kuritibische Filiale der „Banco do Brasil“ schickte kürzlich ein Paket mit 600 Contos nach Rio.</w:t>
+      </w:r>
+    </w:p>
+    <w:p>
+      <w:r>
+        <w:t>In Rio wurde das Paket geöffnet und, oh Wunder... es war kein Geld im Paket.</w:t>
+      </w:r>
+    </w:p>
+    <w:p>
+      <w:r>
+        <w:t>Das Paket wurde nach Kuritiba zurückgeschickt, und nun wird nach dem Geld gesucht.</w:t>
+      </w:r>
+    </w:p>
+    <w:p>
+      <w:r>
+        <w:t>Die Polizei hat bereits viele Personen befragt, sucht, denkt, rätselt, aber jede Spur des Geldes ist verschwunden.</w:t>
+      </w:r>
+    </w:p>
+    <w:p>
+      <w:r>
+        <w:t>Such jetzt den Wind im Feld!</w:t>
+      </w:r>
+    </w:p>
+    <w:p>
+      <w:r>
+        <w:t>Qualifikation der „Eleitores“. Nach den Wahlen vom 24. letzten Monats, bei denen die Demokratische Partei von Paraná selbst für sich unerwartet beträchtliche Stärke zeigte, begannen beide Parteien Paranás: die Republikanische (Regierungspartei) und die Demokratische (Oppositionspartei), fieberhaft, sich auf die nächsten Wahlen vorzubereiten, wobei sie versuchten, so viele „Eleitores“ wie möglich für sich zu gewinnen.</w:t>
+      </w:r>
+    </w:p>
+    <w:p>
+      <w:r>
+        <w:t>Die bevorstehenden Gemeinde- und Landeswahlen dürften noch interessanter werden als die Bundeswahlen, da die Opposition eine breite Agitation entfaltet hat und, indem sie in ihrer Propaganda einige Unregelmäßigkeiten und die Nachlässigkeit der Regierung ausnutzt, ständig an Stärke gewinnt.</w:t>
+      </w:r>
+    </w:p>
+    <w:p>
+      <w:r>
+        <w:t>Die Republikanische Partei eröffnete in Curitiba mehrere Qualifikationsbüros.</w:t>
+      </w:r>
+    </w:p>
+    <w:p>
+      <w:r>
+        <w:t>Ukrainer, habt ihr euch schon qualifiziert? Nur als „Eleitores“ können wir unseren Willen manifestieren!</w:t>
+      </w:r>
+    </w:p>
+    <w:p>
+      <w:r>
+        <w:t>Lasst uns qualifizieren! Verschwenden wir keine Zeit, denn wie wir uns betten, so werden wir schlafen!</w:t>
+      </w:r>
+    </w:p>
+    <w:p>
+      <w:r>
+        <w:t>Der Karneval in Rio kostete nach Berechnungen 40 Tausend Contos (40 Millionen).</w:t>
+      </w:r>
+    </w:p>
+    <w:p>
+      <w:r>
+        <w:t>Wie viel Gutes hätte man mit diesem Geld tun können!</w:t>
+      </w:r>
+    </w:p>
+    <w:p>
+      <w:r>
+        <w:t>Tausende Arme sterben vor Hunger und niemand kann ihnen helfen, während Millionen für solche Nichtigkeiten gefunden werden.</w:t>
+      </w:r>
+    </w:p>
+    <w:p>
+      <w:r>
+        <w:t>Die brasilianischen Exporte des letzten Jahres haben im Vergleich zu den Vorjahren erheblich abgenommen.</w:t>
+      </w:r>
+    </w:p>
+    <w:p>
+      <w:r>
+        <w:t>Bei der Betrachtung der Gründe stellen die Zeitungen fest, dass der Mangel an kaufmännischem Geschick der Brasilianer schuld ist und dass im Ausland wenig Werbung für brasilianische Produkte wie Holz, Mate, Kaffee, Baumwolle usw. gemacht wird.</w:t>
       </w:r>
     </w:p>
     <w:p>
@@ -339,22 +259,12 @@
         <w:pStyle w:val="Heading2"/>
       </w:pPr>
       <w:r>
-        <w:t>VON DER VERWALTUNG</w:t>
-      </w:r>
-    </w:p>
-    <w:p>
-      <w:r>
-        <w:t>Die Verwaltung von „Ukrainsky Khliborob“ wendet sich an alle Interessierten, in Zukunft kein Geld mehr in gewöhnlichen oder registrierten — aber schlecht verklebten — Briefen zu senden, da wir bereits einige solcher Briefe erhalten haben, ABER OHNE GELD.</w:t>
-      </w:r>
-    </w:p>
-    <w:p>
-      <w:r>
-        <w:t>Geld muss per Postanweisung gesendet werden, oder, im äußersten Fall, in Einschreiben, aber in doppelten Umschlägen, gut verklebt und miteinander verleimt, denn es gibt viele Liebhaber fremden Geldes.</w:t>
-      </w:r>
-    </w:p>
-    <w:p>
-      <w:r>
-        <w:t>FÜR DEN VERLUST VON GELD AUF DEM POSTWEG IST DIE VERWALTUNG NICHT VERANTWORTLICH.</w:t>
+        <w:t>WECHSELKURSE.</w:t>
+      </w:r>
+    </w:p>
+    <w:p>
+      <w:r>
+        <w:t>England . . . . . . . . . . . . . . . . 41$560 Italien . . . . . . . . . . . . . . . . . $387 Frankreich . . . . . . . . . . . . . . . $339 P. Amerika . . . . . . . . . . . . 8$540 Spanien . . . . . . . . . . . . . . . . 1$486 Deutschland . . . . . . . . . . . . . 2$030 Polen. . . . . . . . . . . . . . . . $780</w:t>
       </w:r>
     </w:p>
     <w:p>
@@ -362,6 +272,108 @@
         <w:pStyle w:val="Heading2"/>
       </w:pPr>
       <w:r>
+        <w:t>AUS DER GANZEN WELT.</w:t>
+      </w:r>
+    </w:p>
+    <w:p>
+      <w:r>
+        <w:t>Politische Isolation Jugoslawiens. Wien. — Die Enthüllungen der „Matin“ über die Rolle Englands bei der Zustandekommen des italienisch-albanischen Abkommens riefen in Belgrader politischen Kreisen große Unzufriedenheit mit England hervor. Einige Zeitungen stellen fest, dass England nach Chamberlains Treffen mit Mussolini in Livorno Italien freie Hand auf dem Balkan gab und es offensichtlich mit der Aufgabe betraute, den Einfluss der UdSSR auf dem Balkan zu paralysieren. Daher führt die oppositionelle Presse Jugoslawiens weiterhin eine Kampagne für die Wiederaufnahme der Beziehungen zur UdSSR, wobei sie die vollständige Isolation Jugoslawiens betont.</w:t>
+      </w:r>
+    </w:p>
+    <w:p>
+      <w:r>
+        <w:t>Rom 10-3. Papst Pius XI. verlieh dem ehemaligen polnischen Präsidenten Wojciechowski den Orden des Goldenen Sporns und den ehemaligen Ministern Grabski, Rataj und „Graf“ Skrzynski die Großkreuzorden.</w:t>
+      </w:r>
+    </w:p>
+    <w:p>
+      <w:r>
+        <w:t>(Nun, wie könnten sich ukrainische Katholiken nicht über diese Nachricht freuen? Der Papst selbst belohnte Grabski dafür, dass er in Galizien über 2000 ukrainische Schulen geschlossen hat — Anm. d. Red.).</w:t>
+      </w:r>
+    </w:p>
+    <w:p>
+      <w:r>
+        <w:t>Völkerbund. Die ordentliche Sitzung des Völkerbundes begann am 7. dieses Monats. Deutschland nimmt als gleichberechtigtes Mitglied an der Arbeit teil und hat bereits die Frage Oberschlesiens als einen der Hauptpunkte zur Lösung gestellt, wo bei den jüngsten Wahlen zum lokalen Sejm die Deutschen einen entscheidenden Sieg über die Polen errangen und ihren Wunsch bekundeten, sich Deutschland anzuschließen. Polen wiederum erklärt, dass es unter keinen Umständen der Abtretung Oberschlesiens an Deutschland zustimmen wird, dass es seine Rechte darauf mit Waffen verteidigen wird und dass es nur vor Gewalt zurückweichen kann. Nun, nun! Vor Gewalt wird es tatsächlich zurückweichen! Hungerstreik der weißrussischen Abgeordneten. Warschau. — Fünf weißrussische Abgeordnete, die im Lukishki-Gefängnis (Vilno) inhaftiert sind, haben einen Hungerstreik angekündigt. Warschau. — Politische Gefangene im Vilnoer Lukishki-Gefängnis, die erst kürzlich einen langen, schweren Hungerstreik beendet hatten, haben erneut einen Hungerstreik aus Solidarität mit den verhafteten weißrussischen Abgeordneten erklärt. Deutsche über Ukrainer. In der deutschen Zeitung „Sozial-Demokrat“ wurde in Ausgabe 88 ein größerer Artikel veröffentlicht, der sich an Ukrainer richtete, die sowohl unter polnischer Herrschaft als auch in den zentralen Gebieten der Ukraine leben. Nach Ansicht der Zeitung kann Gleichgewicht und Frieden in Osteuropa nur dann herrschen, wenn die ukrainische Frage positiv gelöst wird. „Die Ukrainer sind die Nation, die eine enorme Rolle im Leben Polens spielt, nicht nur jetzt, sondern auch zur Zeit des früheren unabhängigen Polens. Das vor dem Krieg bestehende Russland strebte danach, die Ukrainer zu russifizieren, und stachelte sie deshalb gegen die polnischen „Herren“ auf. Ebenso taten die polnischen Gutsbesitzer in Wolhynien alles, um die ukrainische Bevölkerung der polnischen Staatsidee feindlich gegenüberzustellen.</w:t>
+      </w:r>
+    </w:p>
+    <w:p>
+      <w:r>
+        <w:t>„Daher ist die derzeitige Anbiederung einiger ukrainischer Politiker an den Bolschewismus verständlich. Die Verbesserung der Beziehungen zu den Ukrainern in Polen wird derzeit durch die Massenemigration ukrainischer Politiker ins Ausland erschwert. Aber die polnische Gesellschaft muss einen Gedanken im Auge behalten: dass früher oder später die Gründung eines unabhängigen ukrainischen Staates erfolgen wird.</w:t>
+      </w:r>
+    </w:p>
+    <w:p>
+      <w:r>
+        <w:t>„Es wird keinen Frieden in Osteuropa geben, solange die vierzig Millionen zählende ukrainische Nation sich nicht in einem unabhängigen Staat vereint und ihre alten staatlichen Traditionen nicht wiederhergestellt sind.“</w:t>
+      </w:r>
+    </w:p>
+    <w:p>
+      <w:pPr>
+        <w:pStyle w:val="Heading2"/>
+      </w:pPr>
+      <w:r>
+        <w:t>ÜBER UKRAINISCHE ANGELEGENHEITEN.</w:t>
+      </w:r>
+    </w:p>
+    <w:p>
+      <w:r>
+        <w:t>Materialien zur Geschichte des Hetmanats. Ilko Borschak, wissenschaftlicher Mitarbeiter der Ukrainischen Akademie der Wissenschaften in Paris, der auch den „Ukrainsky Vistnyk“ in Paris herausgibt, teilte der Akademie mit, dass er im Pariser Nationalmuseum ein bisher unbekanntes Dokument des General-Schreibers des Hetmans Mazepa, Orlyk, und dessen Neffen Wojnarowski gefunden hat. Das Dokument bezieht sich auf die Zeit von Mazepas Übergang auf die Seite des schwedischen Königs Karl, als Verhandlungen mit Frankreich und Schweden über den Übergang der Ukraine zu Schweden sowie über ihre Unabhängigkeit und Trennung von Russland geführt wurden. Historische Kreise der Akademie zeigen sich an diesem Dokument interessiert.</w:t>
+      </w:r>
+    </w:p>
+    <w:p>
+      <w:r>
+        <w:t>Bei der Sichtung des Archivs des Rzhyshchev-Klosters wurden wertvolle Materialien zur Geschichte des Kosakentums und des Hetmanats in der Ukraine gefunden.</w:t>
+      </w:r>
+    </w:p>
+    <w:p>
+      <w:r>
+        <w:t>Blutiges Massaker. In der Stadt Kosiv, in Polesien, veranstalteten weißrussische Bauern am 3. Februar dieses Jahres während eines Jahrmarktes eine Demonstration, um die Freilassung der verhafteten weißrussischen Abgeordneten zu fordern. Als sich die Demonstranten auf Aufforderung der Polizei nicht zerstreuten, gab eine Polizeieinheit zwei Salven in die Menge ab. Drei Personen fielen sofort tot um, zwei starben an den erlittenen Wunden, sechs Personen wurden schwer verletzt und eine beträchtliche Anzahl leichter verletzt. Nach diesem Massaker verhaftete die Polizei eine Reihe von Personen.</w:t>
+      </w:r>
+    </w:p>
+    <w:p>
+      <w:r>
+        <w:t>Ukrainische Wissenschaftler protestieren gegen die Unterdrückung von Weißrussen und Ukrainern in Polen. Der 2. Allukrainische Kongress wissenschaftlicher Mitarbeiter beschloss im Namen von 4 Tausend Professoren, Dozenten und Mitarbeitern wissenschaftlicher Forschungseinrichtungen der Ukraine, vor den wissenschaftlichen Mitarbeitern der ganzen Welt seine Empörung und seinen Protest über die Warschauer Unterdrückung der polnischen Regierung Piłsudskis gegen das weißrussische Volk zu erheben, das gegen eine unerhörte soziale und nationale Unterdrückung im heutigen Polen kämpft.</w:t>
+      </w:r>
+    </w:p>
+    <w:p>
+      <w:r>
+        <w:t>Diese Unterdrückungen sollten umso mehr Empörung hervorrufen, als nur die siegreiche Revolution, die das Gefängnis der Völker des zaristischen Russlands zerschlug, Polens eigene Unabhängigkeit sicherte. Indessen hat die Regierung Piłsudskis in ihrer gegenwärtigen Verfolgung von Ukrainern, Weißrussen und anderen nationalen Minderheiten die Methoden desselben Murawjow-dem-Henker und anderer zaristischer Henker wiederbelebt, durch deren Hände der Zarismus seinerzeit versuchte, das polnische Volk zu ersticken.</w:t>
+      </w:r>
+    </w:p>
+    <w:p>
+      <w:r>
+        <w:t>Liquidation von Baczynskys „Bandelwesen“. Kürzlich unternahm Dr. Baczynski seine letzte Pilgerreise nach Warschau, doch dort hörte er aus dem Mund des Vize-Premiers Bartl, dass weitere Verhandlungen mit ihm nutzlos seien, da er allein dastünde und niemanden repräsentiere. Baczynski beabsichtigt jedoch nicht, den weiteren Kampf gegen die UNDO einzustellen und bereitet eine Broschüre mit kompromittierenden Materialien gegen deren Führer vor.</w:t>
+      </w:r>
+    </w:p>
+    <w:p>
+      <w:pPr>
+        <w:pStyle w:val="Heading2"/>
+      </w:pPr>
+      <w:r>
+        <w:t>VON DER VERWALTUNG</w:t>
+      </w:r>
+    </w:p>
+    <w:p>
+      <w:r>
+        <w:t>Die Verwaltung von „Ukrainsky Khliborob“ wendet sich an alle Interessierten, in Zukunft kein Geld mehr in gewöhnlichen oder registrierten — aber schlecht verklebten — Briefen zu senden, da wir bereits einige solcher Briefe erhalten haben, ABER OHNE GELD.</w:t>
+      </w:r>
+    </w:p>
+    <w:p>
+      <w:r>
+        <w:t>Geld muss per Postanweisung gesendet werden, oder, im äußersten Fall, in Einschreiben, aber in doppelten Umschlägen, gut verklebt und miteinander verleimt, denn es gibt viele Liebhaber fremden Geldes.</w:t>
+      </w:r>
+    </w:p>
+    <w:p>
+      <w:pPr>
+        <w:pStyle w:val="Heading2"/>
+      </w:pPr>
+      <w:r>
+        <w:t>FÜR DEN VERLUST VON GELD AUF DEM POSTWEG IST DIE VERWALTUNG NICHT VERANTWORTLICH.</w:t>
+      </w:r>
+    </w:p>
+    <w:p>
+      <w:pPr>
+        <w:pStyle w:val="Heading2"/>
+      </w:pPr>
+      <w:r>
         <w:t>AUS DER CHRONIK UNSERES LEBENS IN BRASILIEN.</w:t>
       </w:r>
     </w:p>
@@ -371,6 +383,9 @@
       </w:r>
     </w:p>
     <w:p>
+      <w:pPr>
+        <w:pStyle w:val="Heading2"/>
+      </w:pPr>
       <w:r>
         <w:t>SPENDEN ZUR BEZAHLUNG DER SCHULDEN DES UKR.-BR. KOLLEGS.</w:t>
       </w:r>
@@ -381,6 +396,9 @@
       </w:r>
     </w:p>
     <w:p>
+      <w:pPr>
+        <w:pStyle w:val="Heading2"/>
+      </w:pPr>
       <w:r>
         <w:t>VOM SEKRETARIAT DER U. S.</w:t>
       </w:r>
